--- a/EXPORTS/DOCX/published/niveau3/Dutch/Wereldtentoonstelling1883.docx
+++ b/EXPORTS/DOCX/published/niveau3/Dutch/Wereldtentoonstelling1883.docx
@@ -538,71 +538,7 @@
           <w:color w:val="000000"/>
           <w:sz w:val="24"/>
         </w:rPr>
-        <w:t>, een Nederlands geograaf en etnoloog. Van zijn hand verscheen nad</w:t>
-      </w:r>
-      <w:r>
-        <w:rPr>
-          <w:u w:val="single" w:color="0000ff"/>
-          <w:rFonts w:ascii="Charis SIL Regular" w:hAnsi="Charis SIL Regular" w:eastAsia="Charis SIL Regular"/>
-          <w:b w:val="0"/>
-          <w:i w:val="0"/>
-          <w:color w:val="000000"/>
-          <w:sz w:val="24"/>
-        </w:rPr>
-        <w:hyperlink r:id="rId10" w:history="1">
-          <w:r>
-            <w:rPr>
-              <w:rStyle w:val="Hyperlink"/>
-            </w:rPr>
-            <w:t xml:space="preserve">at de </w:t>
-          </w:r>
-        </w:hyperlink>
-      </w:r>
-      <w:r>
-        <w:rPr>
-          <w:u w:val="single" w:color="0000ff"/>
-          <w:rFonts w:ascii="Charis SIL Regular" w:hAnsi="Charis SIL Regular" w:eastAsia="Charis SIL Regular"/>
-          <w:b w:val="0"/>
-          <w:i w:val="0"/>
-          <w:color w:val="000000"/>
-          <w:sz w:val="24"/>
-        </w:rPr>
-        <w:hyperlink r:id="rId10" w:history="1">
-          <w:r>
-            <w:rPr>
-              <w:rStyle w:val="Hyperlink"/>
-            </w:rPr>
-            <w:t>t</w:t>
-          </w:r>
-        </w:hyperlink>
-      </w:r>
-      <w:r>
-        <w:rPr>
-          <w:u w:val="single" w:color="0000ff"/>
-          <w:rFonts w:ascii="Charis SIL Regular" w:hAnsi="Charis SIL Regular" w:eastAsia="Charis SIL Regular"/>
-          <w:b w:val="0"/>
-          <w:i w:val="0"/>
-          <w:color w:val="000000"/>
-          <w:sz w:val="24"/>
-        </w:rPr>
-        <w:hyperlink r:id="rId10" w:history="1">
-          <w:r>
-            <w:rPr>
-              <w:rStyle w:val="Hyperlink"/>
-            </w:rPr>
-            <w:t>entoonste</w:t>
-          </w:r>
-        </w:hyperlink>
-      </w:r>
-      <w:r>
-        <w:rPr>
-          <w:rFonts w:ascii="Charis SIL Regular" w:hAnsi="Charis SIL Regular" w:eastAsia="Charis SIL Regular"/>
-          <w:b w:val="0"/>
-          <w:i w:val="0"/>
-          <w:color w:val="000000"/>
-          <w:sz w:val="24"/>
-        </w:rPr>
-        <w:t xml:space="preserve">lling </w:t>
+        <w:t xml:space="preserve">, een Nederlands geograaf en etnoloog. Van zijn hand verscheen nadat de tentoonstelling </w:t>
       </w:r>
       <w:r>
         <w:rPr>
@@ -1120,13 +1056,21 @@
       </w:r>
       <w:r>
         <w:rPr>
+          <w:u w:val="single" w:color="0000ff"/>
           <w:rFonts w:ascii="Charis SIL Regular" w:hAnsi="Charis SIL Regular" w:eastAsia="Charis SIL Regular"/>
           <w:b w:val="0"/>
           <w:i w:val="0"/>
           <w:color w:val="000000"/>
           <w:sz w:val="24"/>
         </w:rPr>
-        <w:t>verantwoor</w:t>
+        <w:hyperlink r:id="rId13" w:history="1">
+          <w:r>
+            <w:rPr>
+              <w:rStyle w:val="Hyperlink"/>
+            </w:rPr>
+            <w:t>verantwoor</w:t>
+          </w:r>
+        </w:hyperlink>
       </w:r>
       <w:r>
         <w:rPr>
@@ -1545,24 +1489,13 @@
       </w:r>
       <w:r>
         <w:rPr>
-          <w:u w:val="single" w:color="0000ff"/>
           <w:rFonts w:ascii="Charis SIL Regular" w:hAnsi="Charis SIL Regular" w:eastAsia="Charis SIL Regular"/>
           <w:b w:val="0"/>
           <w:i w:val="0"/>
           <w:color w:val="000000"/>
           <w:sz w:val="24"/>
         </w:rPr>
-        <w:t>o</w:t>
-      </w:r>
-      <w:r>
-        <w:rPr>
-          <w:rFonts w:ascii="Charis SIL Regular" w:hAnsi="Charis SIL Regular" w:eastAsia="Charis SIL Regular"/>
-          <w:b w:val="0"/>
-          <w:i w:val="0"/>
-          <w:color w:val="000000"/>
-          <w:sz w:val="24"/>
-        </w:rPr>
-        <w:t>ver wat ande</w:t>
+        <w:t>over wat ande</w:t>
       </w:r>
       <w:r>
         <w:rPr>
@@ -1998,7 +1931,6 @@
           <w:i w:val="0"/>
           <w:color w:val="0000FF"/>
           <w:sz w:val="24"/>
-          <w:u w:val="single"/>
         </w:rPr>
         <w:hyperlink r:id="rId19" w:history="1">
           <w:r>
@@ -2116,7 +2048,7 @@
             <w:rPr>
               <w:rStyle w:val="Hyperlink"/>
             </w:rPr>
-            <w:t>Etnografisc</w:t>
+            <w:t>Etnografis</w:t>
           </w:r>
         </w:hyperlink>
       </w:r>
@@ -2127,7 +2059,23 @@
           <w:i w:val="0"/>
           <w:color w:val="0000FF"/>
           <w:sz w:val="24"/>
-          <w:u w:val="single"/>
+        </w:rPr>
+        <w:hyperlink r:id="rId20" w:history="1">
+          <w:r>
+            <w:rPr>
+              <w:rStyle w:val="Hyperlink"/>
+            </w:rPr>
+            <w:t>c</w:t>
+          </w:r>
+        </w:hyperlink>
+      </w:r>
+      <w:r>
+        <w:rPr>
+          <w:rFonts w:ascii="Charis SIL Regular" w:hAnsi="Charis SIL Regular" w:eastAsia="Charis SIL Regular"/>
+          <w:b w:val="0"/>
+          <w:i w:val="0"/>
+          <w:color w:val="0000FF"/>
+          <w:sz w:val="24"/>
         </w:rPr>
         <w:t>h</w:t>
       </w:r>
@@ -2185,7 +2133,7 @@
             <w:rPr>
               <w:rStyle w:val="Hyperlink"/>
             </w:rPr>
-            <w:t>Arti</w:t>
+            <w:t>Artis</w:t>
           </w:r>
         </w:hyperlink>
       </w:r>
@@ -2194,16 +2142,6 @@
           <w:rFonts w:ascii="Charis SIL Regular" w:hAnsi="Charis SIL Regular" w:eastAsia="Charis SIL Regular"/>
           <w:b w:val="0"/>
           <w:i w:val="0"/>
-          <w:color w:val="0000FF"/>
-          <w:sz w:val="24"/>
-        </w:rPr>
-        <w:t>s</w:t>
-      </w:r>
-      <w:r>
-        <w:rPr>
-          <w:rFonts w:ascii="Charis SIL Regular" w:hAnsi="Charis SIL Regular" w:eastAsia="Charis SIL Regular"/>
-          <w:b w:val="0"/>
-          <w:i w:val="0"/>
           <w:color w:val="000000"/>
           <w:sz w:val="24"/>
         </w:rPr>
@@ -2228,7 +2166,25 @@
           <w:color w:val="000000"/>
           <w:sz w:val="24"/>
         </w:rPr>
-        <w:t xml:space="preserve">et </w:t>
+        <w:t>e</w:t>
+      </w:r>
+      <w:r>
+        <w:rPr>
+          <w:u w:val="single" w:color="0000ff"/>
+          <w:rFonts w:ascii="Charis SIL Regular" w:hAnsi="Charis SIL Regular" w:eastAsia="Charis SIL Regular"/>
+          <w:b w:val="0"/>
+          <w:i w:val="0"/>
+          <w:color w:val="000000"/>
+          <w:sz w:val="24"/>
+        </w:rPr>
+        <w:hyperlink r:id="rId19" w:history="1">
+          <w:r>
+            <w:rPr>
+              <w:rStyle w:val="Hyperlink"/>
+            </w:rPr>
+            <w:t xml:space="preserve">t </w:t>
+          </w:r>
+        </w:hyperlink>
       </w:r>
       <w:r>
         <w:rPr>
@@ -2268,7 +2224,7 @@
           <w:sz w:val="24"/>
           <w:u w:val="single"/>
         </w:rPr>
-        <w:hyperlink r:id="rId12" w:history="1">
+        <w:hyperlink r:id="rId19" w:history="1">
           <w:r>
             <w:rPr>
               <w:rStyle w:val="Hyperlink"/>
@@ -2284,14 +2240,24 @@
           <w:i w:val="0"/>
           <w:color w:val="0000FF"/>
           <w:sz w:val="24"/>
+        </w:rPr>
+        <w:t>fi</w:t>
+      </w:r>
+      <w:r>
+        <w:rPr>
+          <w:rFonts w:ascii="Charis SIL Regular" w:hAnsi="Charis SIL Regular" w:eastAsia="Charis SIL Regular"/>
+          <w:b w:val="0"/>
+          <w:i w:val="0"/>
+          <w:color w:val="0000FF"/>
+          <w:sz w:val="24"/>
           <w:u w:val="single"/>
         </w:rPr>
-        <w:hyperlink r:id="rId12" w:history="1">
+        <w:hyperlink r:id="rId19" w:history="1">
           <w:r>
             <w:rPr>
               <w:rStyle w:val="Hyperlink"/>
             </w:rPr>
-            <w:t>fi</w:t>
+            <w:t>sch</w:t>
           </w:r>
         </w:hyperlink>
       </w:r>
@@ -2304,14 +2270,7 @@
           <w:sz w:val="24"/>
           <w:u w:val="single"/>
         </w:rPr>
-        <w:hyperlink r:id="rId12" w:history="1">
-          <w:r>
-            <w:rPr>
-              <w:rStyle w:val="Hyperlink"/>
-            </w:rPr>
-            <w:t>s</w:t>
-          </w:r>
-        </w:hyperlink>
+        <w:t xml:space="preserve"> </w:t>
       </w:r>
       <w:r>
         <w:rPr>
@@ -2320,47 +2279,9 @@
           <w:i w:val="0"/>
           <w:color w:val="0000FF"/>
           <w:sz w:val="24"/>
-        </w:rPr>
-        <w:hyperlink r:id="rId12" w:history="1">
-          <w:r>
-            <w:rPr>
-              <w:rStyle w:val="Hyperlink"/>
-            </w:rPr>
-            <w:t>c</w:t>
-          </w:r>
-        </w:hyperlink>
-      </w:r>
-      <w:r>
-        <w:rPr>
-          <w:rFonts w:ascii="Charis SIL Regular" w:hAnsi="Charis SIL Regular" w:eastAsia="Charis SIL Regular"/>
-          <w:b w:val="0"/>
-          <w:i w:val="0"/>
-          <w:color w:val="0000FF"/>
-          <w:sz w:val="24"/>
-        </w:rPr>
-        <w:t>h</w:t>
-      </w:r>
-      <w:r>
-        <w:rPr>
-          <w:rFonts w:ascii="Charis SIL Regular" w:hAnsi="Charis SIL Regular" w:eastAsia="Charis SIL Regular"/>
-          <w:b w:val="0"/>
-          <w:i w:val="0"/>
-          <w:color w:val="0000FF"/>
-          <w:sz w:val="24"/>
           <w:u w:val="single"/>
         </w:rPr>
-        <w:t xml:space="preserve"> </w:t>
-      </w:r>
-      <w:r>
-        <w:rPr>
-          <w:rFonts w:ascii="Charis SIL Regular" w:hAnsi="Charis SIL Regular" w:eastAsia="Charis SIL Regular"/>
-          <w:b w:val="0"/>
-          <w:i w:val="0"/>
-          <w:color w:val="0000FF"/>
-          <w:sz w:val="24"/>
-          <w:u w:val="single"/>
-        </w:rPr>
-        <w:hyperlink r:id="rId12" w:history="1">
+        <w:hyperlink r:id="rId19" w:history="1">
           <w:r>
             <w:rPr>
               <w:rStyle w:val="Hyperlink"/>
@@ -3697,7 +3618,6 @@
       </w:r>
       <w:r>
         <w:rPr>
-          <w:u w:val="single" w:color="0000ff"/>
           <w:rFonts w:ascii="Charis SIL Regular" w:hAnsi="Charis SIL Regular" w:eastAsia="Charis SIL Regular"/>
           <w:b w:val="0"/>
           <w:i w:val="0"/>
@@ -6428,15 +6348,9 @@
           <w:i w:val="0"/>
           <w:color w:val="0000FF"/>
           <w:sz w:val="24"/>
-        </w:rPr>
-        <w:hyperlink r:id="rId16" w:history="1">
-          <w:r>
-            <w:rPr>
-              <w:rStyle w:val="Hyperlink"/>
-            </w:rPr>
-            <w:t>d</w:t>
-          </w:r>
-        </w:hyperlink>
+          <w:u w:val="single"/>
+        </w:rPr>
+        <w:t>d</w:t>
       </w:r>
       <w:r>
         <w:rPr>

--- a/EXPORTS/DOCX/published/niveau3/Dutch/Wereldtentoonstelling1883.docx
+++ b/EXPORTS/DOCX/published/niveau3/Dutch/Wereldtentoonstelling1883.docx
@@ -538,7 +538,71 @@
           <w:color w:val="000000"/>
           <w:sz w:val="24"/>
         </w:rPr>
-        <w:t xml:space="preserve">, een Nederlands geograaf en etnoloog. Van zijn hand verscheen nadat de tentoonstelling </w:t>
+        <w:t>, een Nederlands geograaf en etnoloog. Van zijn hand verscheen nad</w:t>
+      </w:r>
+      <w:r>
+        <w:rPr>
+          <w:u w:val="single" w:color="0000ff"/>
+          <w:rFonts w:ascii="Charis SIL Regular" w:hAnsi="Charis SIL Regular" w:eastAsia="Charis SIL Regular"/>
+          <w:b w:val="0"/>
+          <w:i w:val="0"/>
+          <w:color w:val="000000"/>
+          <w:sz w:val="24"/>
+        </w:rPr>
+        <w:hyperlink r:id="rId10" w:history="1">
+          <w:r>
+            <w:rPr>
+              <w:rStyle w:val="Hyperlink"/>
+            </w:rPr>
+            <w:t xml:space="preserve">at de </w:t>
+          </w:r>
+        </w:hyperlink>
+      </w:r>
+      <w:r>
+        <w:rPr>
+          <w:u w:val="single" w:color="0000ff"/>
+          <w:rFonts w:ascii="Charis SIL Regular" w:hAnsi="Charis SIL Regular" w:eastAsia="Charis SIL Regular"/>
+          <w:b w:val="0"/>
+          <w:i w:val="0"/>
+          <w:color w:val="000000"/>
+          <w:sz w:val="24"/>
+        </w:rPr>
+        <w:hyperlink r:id="rId10" w:history="1">
+          <w:r>
+            <w:rPr>
+              <w:rStyle w:val="Hyperlink"/>
+            </w:rPr>
+            <w:t>t</w:t>
+          </w:r>
+        </w:hyperlink>
+      </w:r>
+      <w:r>
+        <w:rPr>
+          <w:u w:val="single" w:color="0000ff"/>
+          <w:rFonts w:ascii="Charis SIL Regular" w:hAnsi="Charis SIL Regular" w:eastAsia="Charis SIL Regular"/>
+          <w:b w:val="0"/>
+          <w:i w:val="0"/>
+          <w:color w:val="000000"/>
+          <w:sz w:val="24"/>
+        </w:rPr>
+        <w:hyperlink r:id="rId10" w:history="1">
+          <w:r>
+            <w:rPr>
+              <w:rStyle w:val="Hyperlink"/>
+            </w:rPr>
+            <w:t>entoonste</w:t>
+          </w:r>
+        </w:hyperlink>
+      </w:r>
+      <w:r>
+        <w:rPr>
+          <w:rFonts w:ascii="Charis SIL Regular" w:hAnsi="Charis SIL Regular" w:eastAsia="Charis SIL Regular"/>
+          <w:b w:val="0"/>
+          <w:i w:val="0"/>
+          <w:color w:val="000000"/>
+          <w:sz w:val="24"/>
+        </w:rPr>
+        <w:t xml:space="preserve">lling </w:t>
       </w:r>
       <w:r>
         <w:rPr>
@@ -998,7 +1062,7 @@
           <w:sz w:val="24"/>
           <w:u w:val="single"/>
         </w:rPr>
-        <w:hyperlink r:id="rId14" w:history="1">
+        <w:hyperlink r:id="rId13" w:history="1">
           <w:r>
             <w:rPr>
               <w:rStyle w:val="Hyperlink"/>
@@ -1489,13 +1553,24 @@
       </w:r>
       <w:r>
         <w:rPr>
+          <w:u w:val="single" w:color="0000ff"/>
           <w:rFonts w:ascii="Charis SIL Regular" w:hAnsi="Charis SIL Regular" w:eastAsia="Charis SIL Regular"/>
           <w:b w:val="0"/>
           <w:i w:val="0"/>
           <w:color w:val="000000"/>
           <w:sz w:val="24"/>
         </w:rPr>
-        <w:t>over wat ande</w:t>
+        <w:t>o</w:t>
+      </w:r>
+      <w:r>
+        <w:rPr>
+          <w:rFonts w:ascii="Charis SIL Regular" w:hAnsi="Charis SIL Regular" w:eastAsia="Charis SIL Regular"/>
+          <w:b w:val="0"/>
+          <w:i w:val="0"/>
+          <w:color w:val="000000"/>
+          <w:sz w:val="24"/>
+        </w:rPr>
+        <w:t>ver wat ande</w:t>
       </w:r>
       <w:r>
         <w:rPr>
@@ -1931,6 +2006,7 @@
           <w:i w:val="0"/>
           <w:color w:val="0000FF"/>
           <w:sz w:val="24"/>
+          <w:u w:val="single"/>
         </w:rPr>
         <w:hyperlink r:id="rId19" w:history="1">
           <w:r>
@@ -1950,7 +2026,7 @@
           <w:sz w:val="24"/>
           <w:u w:val="single"/>
         </w:rPr>
-        <w:hyperlink r:id="rId18" w:history="1">
+        <w:hyperlink r:id="rId19" w:history="1">
           <w:r>
             <w:rPr>
               <w:rStyle w:val="Hyperlink"/>
@@ -3618,13 +3694,25 @@
       </w:r>
       <w:r>
         <w:rPr>
+          <w:u w:val="single" w:color="0000ff"/>
           <w:rFonts w:ascii="Charis SIL Regular" w:hAnsi="Charis SIL Regular" w:eastAsia="Charis SIL Regular"/>
           <w:b w:val="0"/>
           <w:i w:val="0"/>
           <w:color w:val="000000"/>
           <w:sz w:val="24"/>
         </w:rPr>
-        <w:t xml:space="preserve"> fotocollectie van </w:t>
+        <w:t xml:space="preserve"> </w:t>
+      </w:r>
+      <w:r>
+        <w:rPr>
+          <w:u w:val="single" w:color="0000ff"/>
+          <w:rFonts w:ascii="Charis SIL Regular" w:hAnsi="Charis SIL Regular" w:eastAsia="Charis SIL Regular"/>
+          <w:b w:val="0"/>
+          <w:i w:val="0"/>
+          <w:color w:val="000000"/>
+          <w:sz w:val="24"/>
+        </w:rPr>
+        <w:t xml:space="preserve">fotocollectie van </w:t>
       </w:r>
       <w:r>
         <w:rPr>
@@ -3770,7 +3858,7 @@
           <w:sz w:val="24"/>
           <w:u w:val="single"/>
         </w:rPr>
-        <w:hyperlink r:id="rId24" w:history="1">
+        <w:hyperlink r:id="rId25" w:history="1">
           <w:r>
             <w:rPr>
               <w:rStyle w:val="Hyperlink"/>
@@ -3799,7 +3887,7 @@
           <w:sz w:val="24"/>
           <w:u w:val="single"/>
         </w:rPr>
-        <w:hyperlink r:id="rId24" w:history="1">
+        <w:hyperlink r:id="rId25" w:history="1">
           <w:r>
             <w:rPr>
               <w:rStyle w:val="Hyperlink"/>
@@ -3817,7 +3905,7 @@
           <w:sz w:val="24"/>
           <w:u w:val="single"/>
         </w:rPr>
-        <w:hyperlink r:id="rId24" w:history="1">
+        <w:hyperlink r:id="rId25" w:history="1">
           <w:r>
             <w:rPr>
               <w:rStyle w:val="Hyperlink"/>
@@ -3846,7 +3934,7 @@
           <w:sz w:val="24"/>
           <w:u w:val="single"/>
         </w:rPr>
-        <w:hyperlink r:id="rId24" w:history="1">
+        <w:hyperlink r:id="rId25" w:history="1">
           <w:r>
             <w:rPr>
               <w:rStyle w:val="Hyperlink"/>
@@ -5254,7 +5342,7 @@
             <w:rPr>
               <w:rStyle w:val="Hyperlink"/>
             </w:rPr>
-            <w:t>file/49d013d5-078</w:t>
+            <w:t>file/49d013d5-0786</w:t>
           </w:r>
         </w:hyperlink>
       </w:r>
@@ -5265,13 +5353,25 @@
           <w:i w:val="0"/>
           <w:color w:val="0000FF"/>
           <w:sz w:val="24"/>
+          <w:u w:val="single"/>
+        </w:rPr>
+        <w:t>-</w:t>
+      </w:r>
+      <w:r>
+        <w:rPr>
+          <w:rFonts w:ascii="Charis SIL Regular" w:hAnsi="Charis SIL Regular" w:eastAsia="Charis SIL Regular"/>
+          <w:b w:val="0"/>
+          <w:i w:val="0"/>
+          <w:color w:val="0000FF"/>
+          <w:sz w:val="24"/>
+          <w:u w:val="single"/>
         </w:rPr>
         <w:hyperlink r:id="rId27" w:history="1">
           <w:r>
             <w:rPr>
               <w:rStyle w:val="Hyperlink"/>
             </w:rPr>
-            <w:t>6</w:t>
+            <w:t>db08</w:t>
           </w:r>
         </w:hyperlink>
       </w:r>
@@ -5284,24 +5384,6 @@
           <w:sz w:val="24"/>
         </w:rPr>
         <w:t>-</w:t>
-      </w:r>
-      <w:r>
-        <w:rPr>
-          <w:rFonts w:ascii="Charis SIL Regular" w:hAnsi="Charis SIL Regular" w:eastAsia="Charis SIL Regular"/>
-          <w:b w:val="0"/>
-          <w:i w:val="0"/>
-          <w:color w:val="0000FF"/>
-          <w:sz w:val="24"/>
-          <w:u w:val="single"/>
-        </w:rPr>
-        <w:hyperlink r:id="rId27" w:history="1">
-          <w:r>
-            <w:rPr>
-              <w:rStyle w:val="Hyperlink"/>
-            </w:rPr>
-            <w:t>db08-</w:t>
-          </w:r>
-        </w:hyperlink>
       </w:r>
       <w:r>
         <w:rPr>
@@ -6425,7 +6507,7 @@
           <w:sz w:val="24"/>
           <w:u w:val="single"/>
         </w:rPr>
-        <w:hyperlink r:id="rId16" w:history="1">
+        <w:hyperlink r:id="rId32" w:history="1">
           <w:r>
             <w:rPr>
               <w:rStyle w:val="Hyperlink"/>
@@ -6443,7 +6525,7 @@
           <w:sz w:val="24"/>
           <w:u w:val="single"/>
         </w:rPr>
-        <w:hyperlink r:id="rId16" w:history="1">
+        <w:hyperlink r:id="rId32" w:history="1">
           <w:r>
             <w:rPr>
               <w:rStyle w:val="Hyperlink"/>
@@ -6472,7 +6554,7 @@
           <w:sz w:val="24"/>
           <w:u w:val="single"/>
         </w:rPr>
-        <w:hyperlink r:id="rId16" w:history="1">
+        <w:hyperlink r:id="rId32" w:history="1">
           <w:r>
             <w:rPr>
               <w:rStyle w:val="Hyperlink"/>
@@ -6569,7 +6651,7 @@
           <w:color w:val="0000FF"/>
           <w:sz w:val="24"/>
         </w:rPr>
-        <w:hyperlink r:id="rId32" w:history="1">
+        <w:hyperlink r:id="rId33" w:history="1">
           <w:r>
             <w:rPr>
               <w:rStyle w:val="Hyperlink"/>
@@ -6586,7 +6668,7 @@
           <w:color w:val="0000FF"/>
           <w:sz w:val="24"/>
         </w:rPr>
-        <w:hyperlink r:id="rId32" w:history="1">
+        <w:hyperlink r:id="rId33" w:history="1">
           <w:r>
             <w:rPr>
               <w:rStyle w:val="Hyperlink"/>
@@ -6603,7 +6685,7 @@
           <w:color w:val="0000FF"/>
           <w:sz w:val="24"/>
         </w:rPr>
-        <w:hyperlink r:id="rId32" w:history="1">
+        <w:hyperlink r:id="rId33" w:history="1">
           <w:r>
             <w:rPr>
               <w:rStyle w:val="Hyperlink"/>
@@ -6620,7 +6702,7 @@
           <w:color w:val="0000FF"/>
           <w:sz w:val="24"/>
         </w:rPr>
-        <w:hyperlink r:id="rId32" w:history="1">
+        <w:hyperlink r:id="rId33" w:history="1">
           <w:r>
             <w:rPr>
               <w:rStyle w:val="Hyperlink"/>
@@ -6637,7 +6719,7 @@
           <w:color w:val="0000FF"/>
           <w:sz w:val="24"/>
         </w:rPr>
-        <w:hyperlink r:id="rId32" w:history="1">
+        <w:hyperlink r:id="rId33" w:history="1">
           <w:r>
             <w:rPr>
               <w:rStyle w:val="Hyperlink"/>
